--- a/Weekly Reports/CS 440 Weekly Report for Week 8.docx
+++ b/Weekly Reports/CS 440 Weekly Report for Week 8.docx
@@ -506,6 +506,9 @@
       <w:r>
         <w:t>Part 2 of Design Doc</w:t>
       </w:r>
+      <w:r>
+        <w:t xml:space="preserve"> (15-16)</w:t>
+      </w:r>
     </w:p>
     <w:p>
       <w:pPr>
@@ -604,11 +607,33 @@
         </w:rPr>
         <w:t xml:space="preserve">Design: </w:t>
       </w:r>
+    </w:p>
+    <w:p>
+      <w:pPr>
+        <w:numPr>
+          <w:ilvl w:val="2"/>
+          <w:numId w:val="2"/>
+        </w:numPr>
+        <w:pBdr>
+          <w:top w:val="nil"/>
+          <w:left w:val="nil"/>
+          <w:bottom w:val="nil"/>
+          <w:right w:val="nil"/>
+          <w:between w:val="nil"/>
+        </w:pBdr>
+        <w:spacing w:before="0"/>
+      </w:pPr>
       <w:r>
         <w:rPr>
           <w:color w:val="000000"/>
         </w:rPr>
         <w:t>Part 4 Design Doc</w:t>
+      </w:r>
+      <w:r>
+        <w:rPr>
+          <w:color w:val="000000"/>
+        </w:rPr>
+        <w:t xml:space="preserve"> (30-31)</w:t>
       </w:r>
     </w:p>
     <w:p>
@@ -673,10 +698,7 @@
         <w:spacing w:before="0"/>
       </w:pPr>
       <w:r>
-        <w:t xml:space="preserve">Work with Jay </w:t>
-      </w:r>
-      <w:r>
-        <w:t>to figure out how to send camera live feed to model.</w:t>
+        <w:t>Work with Jay to figure out how to send camera live feed to model.</w:t>
       </w:r>
     </w:p>
     <w:p>
@@ -717,6 +739,9 @@
       <w:r>
         <w:t>Doc</w:t>
       </w:r>
+      <w:r>
+        <w:t xml:space="preserve"> (18-19)</w:t>
+      </w:r>
     </w:p>
     <w:p>
       <w:pPr>
@@ -823,13 +848,11 @@
         <w:spacing w:before="0"/>
       </w:pPr>
       <w:r>
-        <w:t xml:space="preserve">Part 3 of Design </w:t>
-      </w:r>
-      <w:proofErr w:type="gramStart"/>
-      <w:r>
-        <w:t>Doc</w:t>
-      </w:r>
-      <w:proofErr w:type="gramEnd"/>
+        <w:t>Part 3 of Design Doc</w:t>
+      </w:r>
+      <w:r>
+        <w:t xml:space="preserve"> (26-27)</w:t>
+      </w:r>
     </w:p>
     <w:sectPr>
       <w:pgSz w:w="12240" w:h="15840"/>
